--- a/НайговзинВА_БСТ2251 ПИС отчёт.docx
+++ b/НайговзинВА_БСТ2251 ПИС отчёт.docx
@@ -507,60 +507,6 @@
     <w:p>
       <w:pPr>
         <w:pStyle w:val="651"/>
-        <w:jc w:val="right"/>
-        <w:spacing w:line="240" w:lineRule="auto"/>
-        <w:rPr>
-          <w:rFonts w:ascii="Times New Roman" w:hAnsi="Times New Roman" w:cs="Times New Roman"/>
-          <w:sz w:val="28"/>
-          <w:szCs w:val="28"/>
-        </w:rPr>
-      </w:pPr>
-      <w:r>
-        <w:rPr>
-          <w:rFonts w:ascii="Times New Roman" w:hAnsi="Times New Roman" w:cs="Times New Roman"/>
-          <w:sz w:val="28"/>
-          <w:szCs w:val="28"/>
-        </w:rPr>
-        <w:t xml:space="preserve">Проверил: </w:t>
-      </w:r>
-      <w:r>
-        <w:rPr>
-          <w:rFonts w:ascii="Times New Roman" w:hAnsi="Times New Roman" w:cs="Times New Roman"/>
-          <w:sz w:val="28"/>
-          <w:szCs w:val="28"/>
-        </w:rPr>
-      </w:r>
-    </w:p>
-    <w:p>
-      <w:pPr>
-        <w:pStyle w:val="651"/>
-        <w:jc w:val="right"/>
-        <w:spacing w:line="240" w:lineRule="auto"/>
-        <w:rPr>
-          <w:rFonts w:ascii="Times New Roman" w:hAnsi="Times New Roman" w:cs="Times New Roman"/>
-          <w:sz w:val="28"/>
-          <w:szCs w:val="28"/>
-        </w:rPr>
-      </w:pPr>
-      <w:r>
-        <w:rPr>
-          <w:rFonts w:ascii="Times New Roman" w:hAnsi="Times New Roman" w:cs="Times New Roman"/>
-          <w:sz w:val="28"/>
-          <w:szCs w:val="28"/>
-        </w:rPr>
-        <w:t xml:space="preserve">Сергеев А.Е.</w:t>
-      </w:r>
-      <w:r>
-        <w:rPr>
-          <w:rFonts w:ascii="Times New Roman" w:hAnsi="Times New Roman" w:cs="Times New Roman"/>
-          <w:sz w:val="28"/>
-          <w:szCs w:val="28"/>
-        </w:rPr>
-      </w:r>
-    </w:p>
-    <w:p>
-      <w:pPr>
-        <w:pStyle w:val="651"/>
         <w:jc w:val="center"/>
         <w:rPr>
           <w:rFonts w:ascii="Times New Roman" w:hAnsi="Times New Roman" w:cs="Times New Roman"/>
@@ -621,7 +567,50 @@
       </w:r>
     </w:p>
     <w:p>
+      <w:pPr>
+        <w:pStyle w:val="651"/>
+        <w:jc w:val="center"/>
+        <w:rPr>
+          <w:rFonts w:ascii="Times New Roman" w:hAnsi="Times New Roman" w:cs="Times New Roman"/>
+          <w:b/>
+          <w:bCs/>
+          <w:sz w:val="28"/>
+          <w:szCs w:val="28"/>
+        </w:rPr>
+      </w:pPr>
+      <w:r>
+        <w:rPr>
+          <w:rFonts w:ascii="Times New Roman" w:hAnsi="Times New Roman" w:cs="Times New Roman"/>
+          <w:b/>
+          <w:bCs/>
+          <w:sz w:val="28"/>
+          <w:szCs w:val="28"/>
+        </w:rPr>
+      </w:r>
+      <w:r>
+        <w:rPr>
+          <w:rFonts w:ascii="Times New Roman" w:hAnsi="Times New Roman" w:cs="Times New Roman"/>
+          <w:b/>
+          <w:bCs/>
+          <w:sz w:val="28"/>
+          <w:szCs w:val="28"/>
+        </w:rPr>
+      </w:r>
+    </w:p>
+    <w:p>
       <w:r/>
+      <w:r/>
+    </w:p>
+    <w:p>
+      <w:r/>
+      <w:r/>
+    </w:p>
+    <w:p>
+      <w:r>
+        <w:rPr>
+          <w:lang w:val="ru-RU"/>
+        </w:rPr>
+      </w:r>
       <w:r/>
     </w:p>
     <w:p>
